--- a/pdf2word/San_Pham/de-khao-sat-toan-12-nam-2026-2027-truong-thpt-bao-thang-3-lao-cai_HDG_0101.docx
+++ b/pdf2word/San_Pham/de-khao-sat-toan-12-nam-2026-2027-truong-thpt-bao-thang-3-lao-cai_HDG_0101.docx
@@ -291,7 +291,7 @@
         </w:rPr>
         <w:drawing>
           <wp:inline>
-            <wp:extent cx="3420000" cy="920681"/>
+            <wp:extent cx="3420000" cy="1287327"/>
             <wp:docPr id="10" name="Picture 10"/>
             <wp:cNvGraphicFramePr>
               <a:graphicFrameLocks noChangeAspect="1"/>
@@ -312,7 +312,7 @@
                   <pic:spPr>
                     <a:xfrm>
                       <a:off x="0" y="0"/>
-                      <a:ext cx="3420000" cy="920681"/>
+                      <a:ext cx="3420000" cy="1287327"/>
                     </a:xfrm>
                     <a:prstGeom prst="rect"/>
                   </pic:spPr>
@@ -659,7 +659,7 @@
         </w:rPr>
         <w:drawing>
           <wp:inline>
-            <wp:extent cx="3420000" cy="918397"/>
+            <wp:extent cx="3420000" cy="1291619"/>
             <wp:docPr id="11" name="Picture 11"/>
             <wp:cNvGraphicFramePr>
               <a:graphicFrameLocks noChangeAspect="1"/>
@@ -680,7 +680,7 @@
                   <pic:spPr>
                     <a:xfrm>
                       <a:off x="0" y="0"/>
-                      <a:ext cx="3420000" cy="918397"/>
+                      <a:ext cx="3420000" cy="1291619"/>
                     </a:xfrm>
                     <a:prstGeom prst="rect"/>
                   </pic:spPr>
@@ -1499,7 +1499,7 @@
               </w:rPr>
               <w:drawing>
                 <wp:inline>
-                  <wp:extent cx="1872000" cy="743506"/>
+                  <wp:extent cx="1872000" cy="1588146"/>
                   <wp:docPr id="1" name="Picture 1"/>
                   <wp:cNvGraphicFramePr>
                     <a:graphicFrameLocks noChangeAspect="1"/>
@@ -1520,7 +1520,7 @@
                         <pic:spPr>
                           <a:xfrm>
                             <a:off x="0" y="0"/>
-                            <a:ext cx="1872000" cy="743506"/>
+                            <a:ext cx="1872000" cy="1588146"/>
                           </a:xfrm>
                           <a:prstGeom prst="rect"/>
                         </pic:spPr>
@@ -1993,7 +1993,7 @@
               </w:rPr>
               <w:drawing>
                 <wp:inline>
-                  <wp:extent cx="1872000" cy="617273"/>
+                  <wp:extent cx="1872000" cy="1561868"/>
                   <wp:docPr id="2" name="Picture 2"/>
                   <wp:cNvGraphicFramePr>
                     <a:graphicFrameLocks noChangeAspect="1"/>
@@ -2014,7 +2014,7 @@
                         <pic:spPr>
                           <a:xfrm>
                             <a:off x="0" y="0"/>
-                            <a:ext cx="1872000" cy="617273"/>
+                            <a:ext cx="1872000" cy="1561868"/>
                           </a:xfrm>
                           <a:prstGeom prst="rect"/>
                         </pic:spPr>
@@ -2471,7 +2471,7 @@
               </w:rPr>
               <w:drawing>
                 <wp:inline>
-                  <wp:extent cx="1800000" cy="782199"/>
+                  <wp:extent cx="1800000" cy="1785000"/>
                   <wp:docPr id="3" name="Picture 3"/>
                   <wp:cNvGraphicFramePr>
                     <a:graphicFrameLocks noChangeAspect="1"/>
@@ -2492,7 +2492,7 @@
                         <pic:spPr>
                           <a:xfrm>
                             <a:off x="0" y="0"/>
-                            <a:ext cx="1800000" cy="782199"/>
+                            <a:ext cx="1800000" cy="1785000"/>
                           </a:xfrm>
                           <a:prstGeom prst="rect"/>
                         </pic:spPr>
@@ -3202,7 +3202,7 @@
               </w:rPr>
               <w:drawing>
                 <wp:inline>
-                  <wp:extent cx="1800000" cy="708175"/>
+                  <wp:extent cx="1800000" cy="1441918"/>
                   <wp:docPr id="4" name="Picture 4"/>
                   <wp:cNvGraphicFramePr>
                     <a:graphicFrameLocks noChangeAspect="1"/>
@@ -3223,7 +3223,7 @@
                         <pic:spPr>
                           <a:xfrm>
                             <a:off x="0" y="0"/>
-                            <a:ext cx="1800000" cy="708175"/>
+                            <a:ext cx="1800000" cy="1441918"/>
                           </a:xfrm>
                           <a:prstGeom prst="rect"/>
                         </pic:spPr>
@@ -3521,7 +3521,7 @@
               </w:rPr>
               <w:drawing>
                 <wp:inline>
-                  <wp:extent cx="1800000" cy="748034"/>
+                  <wp:extent cx="1800000" cy="1866667"/>
                   <wp:docPr id="5" name="Picture 5"/>
                   <wp:cNvGraphicFramePr>
                     <a:graphicFrameLocks noChangeAspect="1"/>
@@ -3542,7 +3542,7 @@
                         <pic:spPr>
                           <a:xfrm>
                             <a:off x="0" y="0"/>
-                            <a:ext cx="1800000" cy="748034"/>
+                            <a:ext cx="1800000" cy="1866667"/>
                           </a:xfrm>
                           <a:prstGeom prst="rect"/>
                         </pic:spPr>
@@ -3663,7 +3663,7 @@
         </w:rPr>
         <w:drawing>
           <wp:inline>
-            <wp:extent cx="3420000" cy="1027398"/>
+            <wp:extent cx="3420000" cy="1312163"/>
             <wp:docPr id="12" name="Picture 12"/>
             <wp:cNvGraphicFramePr>
               <a:graphicFrameLocks noChangeAspect="1"/>
@@ -3684,7 +3684,7 @@
                   <pic:spPr>
                     <a:xfrm>
                       <a:off x="0" y="0"/>
-                      <a:ext cx="3420000" cy="1027398"/>
+                      <a:ext cx="3420000" cy="1312163"/>
                     </a:xfrm>
                     <a:prstGeom prst="rect"/>
                   </pic:spPr>
@@ -4482,7 +4482,7 @@
         </w:rPr>
         <w:drawing>
           <wp:inline>
-            <wp:extent cx="3420000" cy="788138"/>
+            <wp:extent cx="3420000" cy="949224"/>
             <wp:docPr id="13" name="Picture 13"/>
             <wp:cNvGraphicFramePr>
               <a:graphicFrameLocks noChangeAspect="1"/>
@@ -4503,7 +4503,7 @@
                   <pic:spPr>
                     <a:xfrm>
                       <a:off x="0" y="0"/>
-                      <a:ext cx="3420000" cy="788138"/>
+                      <a:ext cx="3420000" cy="949224"/>
                     </a:xfrm>
                     <a:prstGeom prst="rect"/>
                   </pic:spPr>
@@ -5328,7 +5328,7 @@
               </w:rPr>
               <w:drawing>
                 <wp:inline>
-                  <wp:extent cx="1800000" cy="751030"/>
+                  <wp:extent cx="1800000" cy="1646250"/>
                   <wp:docPr id="6" name="Picture 6"/>
                   <wp:cNvGraphicFramePr>
                     <a:graphicFrameLocks noChangeAspect="1"/>
@@ -5349,7 +5349,7 @@
                         <pic:spPr>
                           <a:xfrm>
                             <a:off x="0" y="0"/>
-                            <a:ext cx="1800000" cy="751030"/>
+                            <a:ext cx="1800000" cy="1646250"/>
                           </a:xfrm>
                           <a:prstGeom prst="rect"/>
                         </pic:spPr>
@@ -5979,7 +5979,7 @@
               </w:rPr>
               <w:drawing>
                 <wp:inline>
-                  <wp:extent cx="1800000" cy="732045"/>
+                  <wp:extent cx="1800000" cy="1758541"/>
                   <wp:docPr id="7" name="Picture 7"/>
                   <wp:cNvGraphicFramePr>
                     <a:graphicFrameLocks noChangeAspect="1"/>
@@ -6000,7 +6000,7 @@
                         <pic:spPr>
                           <a:xfrm>
                             <a:off x="0" y="0"/>
-                            <a:ext cx="1800000" cy="732045"/>
+                            <a:ext cx="1800000" cy="1758541"/>
                           </a:xfrm>
                           <a:prstGeom prst="rect"/>
                         </pic:spPr>
@@ -6659,7 +6659,7 @@
               </w:rPr>
               <w:drawing>
                 <wp:inline>
-                  <wp:extent cx="1800000" cy="896679"/>
+                  <wp:extent cx="1800000" cy="1716974"/>
                   <wp:docPr id="8" name="Picture 8"/>
                   <wp:cNvGraphicFramePr>
                     <a:graphicFrameLocks noChangeAspect="1"/>
@@ -6680,7 +6680,7 @@
                         <pic:spPr>
                           <a:xfrm>
                             <a:off x="0" y="0"/>
-                            <a:ext cx="1800000" cy="896679"/>
+                            <a:ext cx="1800000" cy="1716974"/>
                           </a:xfrm>
                           <a:prstGeom prst="rect"/>
                         </pic:spPr>
@@ -7470,7 +7470,7 @@
               </w:rPr>
               <w:drawing>
                 <wp:inline>
-                  <wp:extent cx="1872000" cy="773248"/>
+                  <wp:extent cx="1872000" cy="1887600"/>
                   <wp:docPr id="9" name="Picture 9"/>
                   <wp:cNvGraphicFramePr>
                     <a:graphicFrameLocks noChangeAspect="1"/>
@@ -7491,7 +7491,7 @@
                         <pic:spPr>
                           <a:xfrm>
                             <a:off x="0" y="0"/>
-                            <a:ext cx="1872000" cy="773248"/>
+                            <a:ext cx="1872000" cy="1887600"/>
                           </a:xfrm>
                           <a:prstGeom prst="rect"/>
                         </pic:spPr>
@@ -7811,7 +7811,7 @@
         </w:rPr>
         <w:drawing>
           <wp:inline>
-            <wp:extent cx="5760000" cy="2008995"/>
+            <wp:extent cx="5760000" cy="1591960"/>
             <wp:docPr id="14" name="Picture 14"/>
             <wp:cNvGraphicFramePr>
               <a:graphicFrameLocks noChangeAspect="1"/>
@@ -7832,7 +7832,7 @@
                   <pic:spPr>
                     <a:xfrm>
                       <a:off x="0" y="0"/>
-                      <a:ext cx="5760000" cy="2008995"/>
+                      <a:ext cx="5760000" cy="1591960"/>
                     </a:xfrm>
                     <a:prstGeom prst="rect"/>
                   </pic:spPr>

--- a/pdf2word/San_Pham/de-khao-sat-toan-12-nam-2026-2027-truong-thpt-bao-thang-3-lao-cai_HDG_0101.docx
+++ b/pdf2word/San_Pham/de-khao-sat-toan-12-nam-2026-2027-truong-thpt-bao-thang-3-lao-cai_HDG_0101.docx
@@ -24,7 +24,7 @@
       <w:tr>
         <w:tc>
           <w:tcPr>
-            <w:tcW w:type="dxa" w:w="5556"/>
+            <w:tcW w:type="dxa" w:w="4819"/>
             <w:vAlign w:val="center"/>
           </w:tcPr>
           <w:p>
@@ -57,7 +57,7 @@
         </w:tc>
         <w:tc>
           <w:tcPr>
-            <w:tcW w:type="dxa" w:w="4365"/>
+            <w:tcW w:type="dxa" w:w="5102"/>
             <w:gridSpan w:val="2"/>
             <w:vAlign w:val="center"/>
           </w:tcPr>
@@ -75,32 +75,30 @@
                 <w:rFonts w:ascii="Times New Roman" w:hAnsi="Times New Roman" w:cs="Times New Roman"/>
                 <w:rFonts w:ascii="Times New Roman" w:hAnsi="Times New Roman" w:cs="Times New Roman"/>
               </w:rPr>
+              <w:t>HƯỚNG DẪN GIẢI CHI TIẾT</w:t>
+              <w:br/>
+            </w:r>
+            <w:r>
+              <w:rPr>
+                <w:rFonts w:ascii="Times New Roman" w:hAnsi="Times New Roman"/>
+                <w:b/>
+                <w:color w:val="000000"/>
+                <w:sz w:val="24"/>
+                <w:rFonts w:ascii="Times New Roman" w:hAnsi="Times New Roman" w:cs="Times New Roman"/>
+                <w:rFonts w:ascii="Times New Roman" w:hAnsi="Times New Roman" w:cs="Times New Roman"/>
+              </w:rPr>
               <w:t>ĐỀ KHẢO SÁT CHẤT LƯỢNG TOÁN 12</w:t>
               <w:br/>
             </w:r>
             <w:r>
               <w:rPr>
                 <w:rFonts w:ascii="Times New Roman" w:hAnsi="Times New Roman"/>
-                <w:b/>
-                <w:color w:val="002060"/>
-                <w:sz w:val="24"/>
-                <w:rFonts w:ascii="Times New Roman" w:hAnsi="Times New Roman" w:cs="Times New Roman"/>
-                <w:rFonts w:ascii="Times New Roman" w:hAnsi="Times New Roman" w:cs="Times New Roman"/>
-              </w:rPr>
-              <w:t>Nguồn: THPT Số 3 Bảo Thắng (2026 - 2027)</w:t>
-              <w:br/>
-            </w:r>
-            <w:r>
-              <w:rPr>
-                <w:rFonts w:ascii="Times New Roman" w:hAnsi="Times New Roman"/>
-                <w:b/>
                 <w:i/>
-                <w:color w:val="C00000"/>
-                <w:sz w:val="24"/>
-                <w:rFonts w:ascii="Times New Roman" w:hAnsi="Times New Roman" w:cs="Times New Roman"/>
-                <w:rFonts w:ascii="Times New Roman" w:hAnsi="Times New Roman" w:cs="Times New Roman"/>
-              </w:rPr>
-              <w:t>HƯỚNG DẪN GIẢI CHI TIẾT</w:t>
+                <w:sz w:val="24"/>
+                <w:rFonts w:ascii="Times New Roman" w:hAnsi="Times New Roman" w:cs="Times New Roman"/>
+                <w:rFonts w:ascii="Times New Roman" w:hAnsi="Times New Roman" w:cs="Times New Roman"/>
+              </w:rPr>
+              <w:t>THPT Số 3 Bảo Thắng (Năm học 2026 - 2027)</w:t>
             </w:r>
           </w:p>
         </w:tc>
@@ -108,7 +106,8 @@
       <w:tr>
         <w:tc>
           <w:tcPr>
-            <w:tcW w:type="dxa" w:w="5783"/>
+            <w:tcW w:type="dxa" w:w="7937"/>
+            <w:gridSpan w:val="2"/>
             <w:vAlign w:val="center"/>
           </w:tcPr>
           <w:p>
@@ -118,8 +117,9 @@
             <w:r>
               <w:rPr>
                 <w:rFonts w:ascii="Times New Roman" w:hAnsi="Times New Roman"/>
-                <w:i/>
-                <w:sz w:val="24"/>
+                <w:b/>
+                <w:sz w:val="24"/>
+                <w:rFonts w:ascii="Times New Roman" w:hAnsi="Times New Roman" w:cs="Times New Roman"/>
                 <w:rFonts w:ascii="Times New Roman" w:hAnsi="Times New Roman" w:cs="Times New Roman"/>
               </w:rPr>
               <w:t>TÀI LIỆU DÀNH CHO GIÁO VIÊN / HỌC SINH THAM KHẢO</w:t>
@@ -128,18 +128,7 @@
         </w:tc>
         <w:tc>
           <w:tcPr>
-            <w:tcW w:type="dxa" w:w="2438"/>
-            <w:vAlign w:val="center"/>
-          </w:tcPr>
-          <w:p>
-            <w:pPr>
-              <w:spacing w:before="60" w:after="60"/>
-            </w:pPr>
-          </w:p>
-        </w:tc>
-        <w:tc>
-          <w:tcPr>
-            <w:tcW w:type="dxa" w:w="1701"/>
+            <w:tcW w:type="dxa" w:w="1984"/>
             <w:vAlign w:val="center"/>
           </w:tcPr>
           <w:p>
@@ -154,7 +143,7 @@
                 <w:sz w:val="24"/>
                 <w:rFonts w:ascii="Times New Roman" w:hAnsi="Times New Roman" w:cs="Times New Roman"/>
               </w:rPr>
-              <w:t>Mã đề 0101</w:t>
+              <w:t>Mã đề: 0101</w:t>
             </w:r>
           </w:p>
         </w:tc>
@@ -291,7 +280,7 @@
         </w:rPr>
         <w:drawing>
           <wp:inline>
-            <wp:extent cx="3420000" cy="1287327"/>
+            <wp:extent cx="3420000" cy="945176"/>
             <wp:docPr id="10" name="Picture 10"/>
             <wp:cNvGraphicFramePr>
               <a:graphicFrameLocks noChangeAspect="1"/>
@@ -312,7 +301,7 @@
                   <pic:spPr>
                     <a:xfrm>
                       <a:off x="0" y="0"/>
-                      <a:ext cx="3420000" cy="1287327"/>
+                      <a:ext cx="3420000" cy="945176"/>
                     </a:xfrm>
                     <a:prstGeom prst="rect"/>
                   </pic:spPr>
@@ -659,7 +648,7 @@
         </w:rPr>
         <w:drawing>
           <wp:inline>
-            <wp:extent cx="3420000" cy="1291619"/>
+            <wp:extent cx="3420000" cy="945176"/>
             <wp:docPr id="11" name="Picture 11"/>
             <wp:cNvGraphicFramePr>
               <a:graphicFrameLocks noChangeAspect="1"/>
@@ -680,7 +669,7 @@
                   <pic:spPr>
                     <a:xfrm>
                       <a:off x="0" y="0"/>
-                      <a:ext cx="3420000" cy="1291619"/>
+                      <a:ext cx="3420000" cy="945176"/>
                     </a:xfrm>
                     <a:prstGeom prst="rect"/>
                   </pic:spPr>
@@ -3663,7 +3652,7 @@
         </w:rPr>
         <w:drawing>
           <wp:inline>
-            <wp:extent cx="3420000" cy="1312163"/>
+            <wp:extent cx="3420000" cy="945176"/>
             <wp:docPr id="12" name="Picture 12"/>
             <wp:cNvGraphicFramePr>
               <a:graphicFrameLocks noChangeAspect="1"/>
@@ -3684,7 +3673,7 @@
                   <pic:spPr>
                     <a:xfrm>
                       <a:off x="0" y="0"/>
-                      <a:ext cx="3420000" cy="1312163"/>
+                      <a:ext cx="3420000" cy="945176"/>
                     </a:xfrm>
                     <a:prstGeom prst="rect"/>
                   </pic:spPr>
@@ -4482,7 +4471,7 @@
         </w:rPr>
         <w:drawing>
           <wp:inline>
-            <wp:extent cx="3420000" cy="949224"/>
+            <wp:extent cx="3420000" cy="847513"/>
             <wp:docPr id="13" name="Picture 13"/>
             <wp:cNvGraphicFramePr>
               <a:graphicFrameLocks noChangeAspect="1"/>
@@ -4503,7 +4492,7 @@
                   <pic:spPr>
                     <a:xfrm>
                       <a:off x="0" y="0"/>
-                      <a:ext cx="3420000" cy="949224"/>
+                      <a:ext cx="3420000" cy="847513"/>
                     </a:xfrm>
                     <a:prstGeom prst="rect"/>
                   </pic:spPr>
@@ -6659,7 +6648,7 @@
               </w:rPr>
               <w:drawing>
                 <wp:inline>
-                  <wp:extent cx="1800000" cy="1716974"/>
+                  <wp:extent cx="1800000" cy="1301845"/>
                   <wp:docPr id="8" name="Picture 8"/>
                   <wp:cNvGraphicFramePr>
                     <a:graphicFrameLocks noChangeAspect="1"/>
@@ -6680,7 +6669,7 @@
                         <pic:spPr>
                           <a:xfrm>
                             <a:off x="0" y="0"/>
-                            <a:ext cx="1800000" cy="1716974"/>
+                            <a:ext cx="1800000" cy="1301845"/>
                           </a:xfrm>
                           <a:prstGeom prst="rect"/>
                         </pic:spPr>
@@ -7470,7 +7459,7 @@
               </w:rPr>
               <w:drawing>
                 <wp:inline>
-                  <wp:extent cx="1872000" cy="1887600"/>
+                  <wp:extent cx="1872000" cy="1679426"/>
                   <wp:docPr id="9" name="Picture 9"/>
                   <wp:cNvGraphicFramePr>
                     <a:graphicFrameLocks noChangeAspect="1"/>
@@ -7491,7 +7480,7 @@
                         <pic:spPr>
                           <a:xfrm>
                             <a:off x="0" y="0"/>
-                            <a:ext cx="1872000" cy="1887600"/>
+                            <a:ext cx="1872000" cy="1679426"/>
                           </a:xfrm>
                           <a:prstGeom prst="rect"/>
                         </pic:spPr>
@@ -7811,7 +7800,7 @@
         </w:rPr>
         <w:drawing>
           <wp:inline>
-            <wp:extent cx="5760000" cy="1591960"/>
+            <wp:extent cx="5760000" cy="1108109"/>
             <wp:docPr id="14" name="Picture 14"/>
             <wp:cNvGraphicFramePr>
               <a:graphicFrameLocks noChangeAspect="1"/>
@@ -7832,7 +7821,7 @@
                   <pic:spPr>
                     <a:xfrm>
                       <a:off x="0" y="0"/>
-                      <a:ext cx="5760000" cy="1591960"/>
+                      <a:ext cx="5760000" cy="1108109"/>
                     </a:xfrm>
                     <a:prstGeom prst="rect"/>
                   </pic:spPr>
